--- a/state-vignettes/maine_highway_report.docx
+++ b/state-vignettes/maine_highway_report.docx
@@ -10,12 +10,12 @@
         <w:rPr>
           <w:color w:val="FF5500"/>
         </w:rPr>
-        <w:t>Maine Ranks 16th in the Nation in Highway Performance and Cost-Effectiveness</w:t>
+        <w:t>Maine Ranks 18th in the Nation in Highway Performance and Cost-Effectiveness</w:t>
       </w:r>
     </w:p>
     <w:p>
       <w:r>
-        <w:t>Maine’s highway system ranks 16th in the nation in overall cost-effectiveness and condition.</w:t>
+        <w:t>Maine’s highway system ranks 18th in the nation in overall cost-effectiveness and condition.</w:t>
       </w:r>
     </w:p>
     <w:p>
@@ -25,42 +25,42 @@
     </w:p>
     <w:p>
       <w:r>
-        <w:t>In safety and condition categories, Maine’s highways rank 2nd in urban Interstate pavement condition, 3rd in rural Interstate pavement condition, 31st in urban arterial pavement condition, 41st in rural arterial pavement condition, 46th in structurally deficient bridges, 9th in urban fatality rate, and 3rd in rural fatality rate.</w:t>
+        <w:t>In safety and condition categories, Maine’s highways rank 3rd in urban Interstate pavement condition, 4th in rural Interstate pavement condition, 28th in urban arterial pavement condition, 42nd in rural arterial pavement condition, 47th in structurally deficient bridges, 3rd in urban fatality rate, and 29th in rural fatality rate.</w:t>
       </w:r>
     </w:p>
     <w:p>
       <w:r>
-        <w:t>Maine ranks 8th out of the 50 states in traffic congestion, and its drivers spend 12.79 hours a year stuck in traffic congestion.</w:t>
+        <w:t>Maine ranks 8th out of the 50 states in traffic congestion, and its drivers spend 13.26 hours a year stuck in traffic congestion.</w:t>
       </w:r>
     </w:p>
     <w:p>
       <w:r>
-        <w:t>In spending and cost-effectiveness, Maine ranks 22nd in capital and bridge disbursements, which are the costs of building new roads and bridges and widening existing ones. Maine ranks 37th in maintenance spending, such as the costs of repaving roads and filling in potholes. Maine’s administrative disbursements, including office spending that doesn’t make its way to roads, rank 11th nationwide.</w:t>
+        <w:t>In spending and cost-effectiveness, Maine ranks 23rd in capital and bridge disbursements, which are the costs of building new roads and bridges and widening existing ones. Maine ranks 40th in maintenance spending, such as the costs of repaving roads and filling in potholes. Maine’s administrative disbursements, including office spending that doesn’t make its way to roads, rank 15th nationwide.</w:t>
       </w:r>
     </w:p>
     <w:p>
       <w:r>
-        <w:t>Compared to last year, Maine has the following notable changes in rankings: Other Fatality Rate improved by 10 points, from 23 to 13; Rural Fatality Rate improved by 12 points, from 15 to 3; Urbanized Area Congestion worsened by 6 points, from 2 to 8; Urban Fatality Rate worsened by 5 points, from 4 to 9; Other Disbursements improved by 9 points, from 24 to 15; Overall improved by 5 points, from 21 to 16.</w:t>
+        <w:t>Compared to last year, Maine has the following notable changes in rankings: Other Disbursements worsened by 7 points, from 15 to 22; Rural Fatality Rate worsened by 26 points, from 3 to 29; Urban Fatality Rate improved by 6 points, from 9 to 3; Other Fatality Rate worsened by 15 points, from 13 to 28.</w:t>
       </w:r>
     </w:p>
     <w:p>
       <w:r>
-        <w:t>Compared to neighboring and nearby states, Maine’s overall highway performance is better than Massachusetts (17th) and Vermont (38th); worse than New Hampshire (13th).</w:t>
+        <w:t>Compared to neighboring and nearby states, Maine’s overall highway performance is better than Massachusetts (23rd) and Vermont (40th); worse than New Hampshire (12th).</w:t>
       </w:r>
     </w:p>
     <w:p>
       <w:r>
-        <w:t>Comparing its overall performance to similarly populated states, Maine ranks better than Hawaii (44th) and Montana (22nd).</w:t>
+        <w:t>Comparing its overall performance to similarly populated states, Maine ranks better than Hawaii (48th) and Montana (25th).</w:t>
       </w:r>
     </w:p>
     <w:p>
       <w:r>
-        <w:t>Maine’s highway system ranks 16th out of 50 states overall this year, compared to 21st last year.</w:t>
+        <w:t>Maine’s highway system ranks 18th out of 50 states overall this year, compared to 16th last year.</w:t>
       </w:r>
     </w:p>
     <w:p>
       <w:r>
-        <w:t>“In terms of improving in the road condition and performance categories, Maine should focus on reducing Structurally Deficient Bridges and Rural Other Principal Arterial Pavement Condition. Maine’s rank of 46th in Structurally Deficient Bridges makes it one of the worst in the nation for this safety metric,” said Baruch Feigenbaum, lead author of the 29th Annual Highway Report and senior managing director of transportation policy at Reason Foundation.</w:t>
+        <w:t>“In terms of improving in the road condition and performance categories, Maine should focus on reducing Structurally Deficient Bridges and Rural Other Principal Arterial Pavement Condition. Maine’s rank of 47th in Structurally Deficient Bridges makes it one of the worst in the nation for this safety metric,” said Baruch Feigenbaum, lead author of the 30th Annual Highway Report and senior managing director of transportation policy at Reason Foundation.</w:t>
       </w:r>
     </w:p>
     <w:p>
@@ -70,7 +70,7 @@
           <w:color w:val="FF5500"/>
           <w:sz w:val="28"/>
         </w:rPr>
-        <w:t>MAINE’S RANKINGS IN THE 29TH ANNUAL HIGHWAY REPORT</w:t>
+        <w:t>MAINE’S RANKINGS IN THE 30TH ANNUAL HIGHWAY REPORT</w:t>
       </w:r>
     </w:p>
     <w:tbl>
@@ -148,7 +148,7 @@
               <w:rPr>
                 <w:sz w:val="20"/>
               </w:rPr>
-              <w:t>16</w:t>
+              <w:t>18</w:t>
             </w:r>
           </w:p>
         </w:tc>
@@ -179,7 +179,7 @@
               <w:rPr>
                 <w:sz w:val="20"/>
               </w:rPr>
-              <w:t>22</w:t>
+              <w:t>23</w:t>
             </w:r>
           </w:p>
         </w:tc>
@@ -212,7 +212,7 @@
               <w:rPr>
                 <w:sz w:val="20"/>
               </w:rPr>
-              <w:t>37</w:t>
+              <w:t>40</w:t>
             </w:r>
           </w:p>
         </w:tc>
@@ -243,7 +243,7 @@
               <w:rPr>
                 <w:sz w:val="20"/>
               </w:rPr>
-              <w:t>11</w:t>
+              <w:t>15</w:t>
             </w:r>
           </w:p>
         </w:tc>
@@ -276,7 +276,7 @@
               <w:rPr>
                 <w:sz w:val="20"/>
               </w:rPr>
-              <w:t>15</w:t>
+              <w:t>22</w:t>
             </w:r>
           </w:p>
         </w:tc>
@@ -307,7 +307,7 @@
               <w:rPr>
                 <w:sz w:val="20"/>
               </w:rPr>
-              <w:t>3</w:t>
+              <w:t>4</w:t>
             </w:r>
           </w:p>
         </w:tc>
@@ -340,7 +340,7 @@
               <w:rPr>
                 <w:sz w:val="20"/>
               </w:rPr>
-              <w:t>41</w:t>
+              <w:t>42</w:t>
             </w:r>
           </w:p>
         </w:tc>
@@ -371,7 +371,7 @@
               <w:rPr>
                 <w:sz w:val="20"/>
               </w:rPr>
-              <w:t>2</w:t>
+              <w:t>3</w:t>
             </w:r>
           </w:p>
         </w:tc>
@@ -404,7 +404,7 @@
               <w:rPr>
                 <w:sz w:val="20"/>
               </w:rPr>
-              <w:t>31</w:t>
+              <w:t>28</w:t>
             </w:r>
           </w:p>
         </w:tc>
@@ -468,7 +468,7 @@
               <w:rPr>
                 <w:sz w:val="20"/>
               </w:rPr>
-              <w:t>46</w:t>
+              <w:t>47</w:t>
             </w:r>
           </w:p>
         </w:tc>
@@ -499,7 +499,7 @@
               <w:rPr>
                 <w:sz w:val="20"/>
               </w:rPr>
-              <w:t>3</w:t>
+              <w:t>29</w:t>
             </w:r>
           </w:p>
         </w:tc>
@@ -532,7 +532,7 @@
               <w:rPr>
                 <w:sz w:val="20"/>
               </w:rPr>
-              <w:t>9</w:t>
+              <w:t>3</w:t>
             </w:r>
           </w:p>
         </w:tc>
@@ -563,7 +563,7 @@
               <w:rPr>
                 <w:sz w:val="20"/>
               </w:rPr>
-              <w:t>13</w:t>
+              <w:t>28</w:t>
             </w:r>
           </w:p>
         </w:tc>
@@ -572,12 +572,12 @@
     <w:p>
       <w:r>
         <w:br/>
-        <w:t>Reason Foundation’s 29th Annual Highway Report measures the condition and cost- effectiveness of state-controlled highways in 13 categories, including pavement and bridge conditions, traffic fatalities, and spending. In the performance categories, ranking first implies the state has the best or lowest fatality rate and its road pavement is in the best condition. A ranking of 50th in performance categories means the state has the worst fatality rates or pavement conditions. In simplified terms, in the cost-effectiveness categories, a rank of 50 means the state spends more money, and a first-place ranking means the state spends less money than other states in that category.</w:t>
+        <w:t>Reason Foundation’s 30th Annual Highway Report measures the condition and cost-effectiveness of state-controlled highways in 13 categories, including pavement and bridge conditions, traffic fatalities, and spending. In the performance categories, ranking first implies the state has the best or lowest fatality rate and its road pavement is in the best condition. A ranking of 50th in performance categories means the state has the worst fatality rates or pavement conditions. In simplified terms, in the cost-effectiveness categories, a rank of 50 means the state spends more money, and a first-place ranking means the state spends less money than other states in that category.</w:t>
       </w:r>
     </w:p>
     <w:p>
       <w:r>
-        <w:t>The report’s data are primarily information each state directly reported to the Federal Highway Administration for 2023. Better Roads and Bridges provides the deficient bridge data, and INRIX.com provides the traffic congestion data.</w:t>
+        <w:t>The report’s data are primarily information each state directly reported to the Federal Highway Administration for 2024. Better Roads and Bridges provides the deficient bridge data, and INRIX.com provides the traffic congestion data.</w:t>
       </w:r>
     </w:p>
     <w:sectPr>
